--- a/Week4/week4_LogBook.docx
+++ b/Week4/week4_LogBook.docx
@@ -783,7 +783,7 @@
           <w:rFonts w:ascii="Times New Roman" w:eastAsia="Times New Roman" w:hAnsi="Times New Roman" w:cs="Times New Roman"/>
           <w:sz w:val="24"/>
           <w:szCs w:val="24"/>
-          <w:lang w:eastAsia="en-KE"/>
+          <w:lang w:val="en-US" w:eastAsia="en-KE"/>
         </w:rPr>
       </w:pPr>
       <w:r>
@@ -795,15 +795,30 @@
         </w:rPr>
         <w:t xml:space="preserve"> </w:t>
       </w:r>
-      <w:r>
+      <w:hyperlink r:id="rId8" w:history="1">
+        <w:r>
+          <w:rPr>
+            <w:rStyle w:val="Hyperlink"/>
+            <w:rFonts w:ascii="Times New Roman" w:eastAsia="Times New Roman" w:hAnsi="Times New Roman" w:cs="Times New Roman"/>
+            <w:sz w:val="24"/>
+            <w:szCs w:val="24"/>
+            <w:lang w:val="en-US" w:eastAsia="en-KE"/>
+          </w:rPr>
+          <w:t>https://github.com/isaacomosh/loginsystem</w:t>
+        </w:r>
+      </w:hyperlink>
+    </w:p>
+    <w:p>
+      <w:pPr>
+        <w:spacing w:before="100" w:beforeAutospacing="1" w:after="100" w:afterAutospacing="1" w:line="240" w:lineRule="auto"/>
+        <w:ind w:left="720"/>
         <w:rPr>
           <w:rFonts w:ascii="Times New Roman" w:eastAsia="Times New Roman" w:hAnsi="Times New Roman" w:cs="Times New Roman"/>
           <w:sz w:val="24"/>
           <w:szCs w:val="24"/>
-          <w:lang w:val="en-US" w:eastAsia="en-KE"/>
-        </w:rPr>
-        <w:t>https://github.com/isaacomosh/carsselling</w:t>
-      </w:r>
+          <w:lang w:eastAsia="en-KE"/>
+        </w:rPr>
+      </w:pPr>
     </w:p>
     <w:p>
       <w:pPr>
@@ -4481,7 +4496,7 @@
                     </pic:cNvPicPr>
                   </pic:nvPicPr>
                   <pic:blipFill>
-                    <a:blip r:embed="rId8">
+                    <a:blip r:embed="rId9">
                       <a:extLst>
                         <a:ext uri="{28A0092B-C50C-407E-A947-70E740481C1C}">
                           <a14:useLocalDpi xmlns:a14="http://schemas.microsoft.com/office/drawing/2010/main" val="0"/>
@@ -4637,7 +4652,7 @@
                     </pic:cNvPicPr>
                   </pic:nvPicPr>
                   <pic:blipFill rotWithShape="1">
-                    <a:blip r:embed="rId9" cstate="print">
+                    <a:blip r:embed="rId10" cstate="print">
                       <a:extLst>
                         <a:ext uri="{28A0092B-C50C-407E-A947-70E740481C1C}">
                           <a14:useLocalDpi xmlns:a14="http://schemas.microsoft.com/office/drawing/2010/main" val="0"/>
@@ -4743,7 +4758,7 @@
                     </pic:cNvPicPr>
                   </pic:nvPicPr>
                   <pic:blipFill rotWithShape="1">
-                    <a:blip r:embed="rId10" cstate="print">
+                    <a:blip r:embed="rId11" cstate="print">
                       <a:extLst>
                         <a:ext uri="{28A0092B-C50C-407E-A947-70E740481C1C}">
                           <a14:useLocalDpi xmlns:a14="http://schemas.microsoft.com/office/drawing/2010/main" val="0"/>
@@ -4854,7 +4869,7 @@
                     </pic:cNvPicPr>
                   </pic:nvPicPr>
                   <pic:blipFill rotWithShape="1">
-                    <a:blip r:embed="rId11" cstate="print">
+                    <a:blip r:embed="rId12" cstate="print">
                       <a:extLst>
                         <a:ext uri="{28A0092B-C50C-407E-A947-70E740481C1C}">
                           <a14:useLocalDpi xmlns:a14="http://schemas.microsoft.com/office/drawing/2010/main" val="0"/>
@@ -5348,7 +5363,7 @@
                     <pic:cNvPicPr/>
                   </pic:nvPicPr>
                   <pic:blipFill rotWithShape="1">
-                    <a:blip r:embed="rId12">
+                    <a:blip r:embed="rId13">
                       <a:extLst>
                         <a:ext uri="{28A0092B-C50C-407E-A947-70E740481C1C}">
                           <a14:useLocalDpi xmlns:a14="http://schemas.microsoft.com/office/drawing/2010/main" val="0"/>
@@ -5465,7 +5480,7 @@
                     <pic:cNvPicPr/>
                   </pic:nvPicPr>
                   <pic:blipFill>
-                    <a:blip r:embed="rId13">
+                    <a:blip r:embed="rId14">
                       <a:extLst>
                         <a:ext uri="{28A0092B-C50C-407E-A947-70E740481C1C}">
                           <a14:useLocalDpi xmlns:a14="http://schemas.microsoft.com/office/drawing/2010/main" val="0"/>
@@ -5571,7 +5586,7 @@
                     <pic:cNvPicPr/>
                   </pic:nvPicPr>
                   <pic:blipFill>
-                    <a:blip r:embed="rId14" cstate="print">
+                    <a:blip r:embed="rId15" cstate="print">
                       <a:extLst>
                         <a:ext uri="{28A0092B-C50C-407E-A947-70E740481C1C}">
                           <a14:useLocalDpi xmlns:a14="http://schemas.microsoft.com/office/drawing/2010/main" val="0"/>
@@ -5690,7 +5705,7 @@
                     <pic:cNvPicPr/>
                   </pic:nvPicPr>
                   <pic:blipFill>
-                    <a:blip r:embed="rId15">
+                    <a:blip r:embed="rId16">
                       <a:extLst>
                         <a:ext uri="{28A0092B-C50C-407E-A947-70E740481C1C}">
                           <a14:useLocalDpi xmlns:a14="http://schemas.microsoft.com/office/drawing/2010/main" val="0"/>
@@ -6038,7 +6053,7 @@
                     <pic:cNvPicPr/>
                   </pic:nvPicPr>
                   <pic:blipFill>
-                    <a:blip r:embed="rId16" cstate="print">
+                    <a:blip r:embed="rId17" cstate="print">
                       <a:extLst>
                         <a:ext uri="{28A0092B-C50C-407E-A947-70E740481C1C}">
                           <a14:useLocalDpi xmlns:a14="http://schemas.microsoft.com/office/drawing/2010/main" val="0"/>
@@ -6204,7 +6219,7 @@
                     <pic:cNvPicPr/>
                   </pic:nvPicPr>
                   <pic:blipFill>
-                    <a:blip r:embed="rId17" cstate="print">
+                    <a:blip r:embed="rId18" cstate="print">
                       <a:extLst>
                         <a:ext uri="{28A0092B-C50C-407E-A947-70E740481C1C}">
                           <a14:useLocalDpi xmlns:a14="http://schemas.microsoft.com/office/drawing/2010/main" val="0"/>
@@ -6359,7 +6374,7 @@
                     <pic:cNvPicPr/>
                   </pic:nvPicPr>
                   <pic:blipFill>
-                    <a:blip r:embed="rId13">
+                    <a:blip r:embed="rId14">
                       <a:extLst>
                         <a:ext uri="{28A0092B-C50C-407E-A947-70E740481C1C}">
                           <a14:useLocalDpi xmlns:a14="http://schemas.microsoft.com/office/drawing/2010/main" val="0"/>
@@ -6541,35 +6556,16 @@
           <w:sz w:val="24"/>
           <w:szCs w:val="24"/>
         </w:rPr>
-        <w:t xml:space="preserve"> login. Fig 2 was </w:t>
-      </w:r>
-      <w:proofErr w:type="gramStart"/>
+        <w:t xml:space="preserve"> login. Fig 2 was designed </w:t>
+      </w:r>
       <w:r>
         <w:rPr>
           <w:rFonts w:ascii="Times New Roman" w:hAnsi="Times New Roman" w:cs="Times New Roman"/>
           <w:sz w:val="24"/>
           <w:szCs w:val="24"/>
-        </w:rPr>
-        <w:t xml:space="preserve">designed </w:t>
-      </w:r>
-      <w:r>
-        <w:rPr>
-          <w:rFonts w:ascii="Times New Roman" w:hAnsi="Times New Roman" w:cs="Times New Roman"/>
-          <w:sz w:val="24"/>
-          <w:szCs w:val="24"/>
-          <w:lang w:val="en-US"/>
-        </w:rPr>
-        <w:t xml:space="preserve"> in</w:t>
-      </w:r>
-      <w:proofErr w:type="gramEnd"/>
-      <w:r>
-        <w:rPr>
-          <w:rFonts w:ascii="Times New Roman" w:hAnsi="Times New Roman" w:cs="Times New Roman"/>
-          <w:sz w:val="24"/>
-          <w:szCs w:val="24"/>
-          <w:lang w:val="en-US"/>
-        </w:rPr>
-        <w:t xml:space="preserve"> a manner to </w:t>
+          <w:lang w:val="en-US"/>
+        </w:rPr>
+        <w:t xml:space="preserve"> in a manner to </w:t>
       </w:r>
       <w:r>
         <w:rPr>
@@ -6710,7 +6706,7 @@
                     <pic:cNvPicPr/>
                   </pic:nvPicPr>
                   <pic:blipFill>
-                    <a:blip r:embed="rId18">
+                    <a:blip r:embed="rId19">
                       <a:extLst>
                         <a:ext uri="{28A0092B-C50C-407E-A947-70E740481C1C}">
                           <a14:useLocalDpi xmlns:a14="http://schemas.microsoft.com/office/drawing/2010/main" val="0"/>
@@ -6824,7 +6820,7 @@
                     <pic:cNvPicPr/>
                   </pic:nvPicPr>
                   <pic:blipFill>
-                    <a:blip r:embed="rId19">
+                    <a:blip r:embed="rId20">
                       <a:extLst>
                         <a:ext uri="{28A0092B-C50C-407E-A947-70E740481C1C}">
                           <a14:useLocalDpi xmlns:a14="http://schemas.microsoft.com/office/drawing/2010/main" val="0"/>
@@ -6919,7 +6915,7 @@
                     <pic:cNvPicPr/>
                   </pic:nvPicPr>
                   <pic:blipFill rotWithShape="1">
-                    <a:blip r:embed="rId20">
+                    <a:blip r:embed="rId21">
                       <a:extLst>
                         <a:ext uri="{28A0092B-C50C-407E-A947-70E740481C1C}">
                           <a14:useLocalDpi xmlns:a14="http://schemas.microsoft.com/office/drawing/2010/main" val="0"/>
@@ -7022,7 +7018,7 @@
                     <pic:cNvPicPr/>
                   </pic:nvPicPr>
                   <pic:blipFill>
-                    <a:blip r:embed="rId21">
+                    <a:blip r:embed="rId22">
                       <a:extLst>
                         <a:ext uri="{28A0092B-C50C-407E-A947-70E740481C1C}">
                           <a14:useLocalDpi xmlns:a14="http://schemas.microsoft.com/office/drawing/2010/main" val="0"/>
@@ -7117,7 +7113,7 @@
                     <pic:cNvPicPr/>
                   </pic:nvPicPr>
                   <pic:blipFill rotWithShape="1">
-                    <a:blip r:embed="rId22">
+                    <a:blip r:embed="rId23">
                       <a:extLst>
                         <a:ext uri="{28A0092B-C50C-407E-A947-70E740481C1C}">
                           <a14:useLocalDpi xmlns:a14="http://schemas.microsoft.com/office/drawing/2010/main" val="0"/>
@@ -7374,7 +7370,6 @@
         </w:rPr>
         <w:t xml:space="preserve"> </w:t>
       </w:r>
-      <w:proofErr w:type="gramStart"/>
       <w:r>
         <w:rPr>
           <w:rFonts w:ascii="Times New Roman" w:hAnsi="Times New Roman" w:cs="Times New Roman"/>
@@ -7391,9 +7386,9 @@
           <w:szCs w:val="28"/>
           <w:lang w:val="en-US"/>
         </w:rPr>
-        <w:t>bases</w:t>
-      </w:r>
-      <w:proofErr w:type="gramEnd"/>
+        <w:t xml:space="preserve">bases connection ensures correct configuration with the correct database and tables to ensure data is correctly stored. So </w:t>
+      </w:r>
+      <w:proofErr w:type="spellStart"/>
       <w:r>
         <w:rPr>
           <w:rFonts w:ascii="Times New Roman" w:hAnsi="Times New Roman" w:cs="Times New Roman"/>
@@ -7401,9 +7396,9 @@
           <w:szCs w:val="28"/>
           <w:lang w:val="en-US"/>
         </w:rPr>
-        <w:t xml:space="preserve"> connection ensures correct configuration with the correct database and tables to ensure data is correctly stored. So </w:t>
-      </w:r>
-      <w:proofErr w:type="spellStart"/>
+        <w:t>i</w:t>
+      </w:r>
+      <w:proofErr w:type="spellEnd"/>
       <w:r>
         <w:rPr>
           <w:rFonts w:ascii="Times New Roman" w:hAnsi="Times New Roman" w:cs="Times New Roman"/>
@@ -7411,37 +7406,7 @@
           <w:szCs w:val="28"/>
           <w:lang w:val="en-US"/>
         </w:rPr>
-        <w:t>i</w:t>
-      </w:r>
-      <w:proofErr w:type="spellEnd"/>
-      <w:r>
-        <w:rPr>
-          <w:rFonts w:ascii="Times New Roman" w:hAnsi="Times New Roman" w:cs="Times New Roman"/>
-          <w:sz w:val="28"/>
-          <w:szCs w:val="28"/>
-          <w:lang w:val="en-US"/>
-        </w:rPr>
-        <w:t xml:space="preserve"> have used php for database </w:t>
-      </w:r>
-      <w:proofErr w:type="gramStart"/>
-      <w:r>
-        <w:rPr>
-          <w:rFonts w:ascii="Times New Roman" w:hAnsi="Times New Roman" w:cs="Times New Roman"/>
-          <w:sz w:val="28"/>
-          <w:szCs w:val="28"/>
-          <w:lang w:val="en-US"/>
-        </w:rPr>
-        <w:t>connection ,</w:t>
-      </w:r>
-      <w:proofErr w:type="gramEnd"/>
-      <w:r>
-        <w:rPr>
-          <w:rFonts w:ascii="Times New Roman" w:hAnsi="Times New Roman" w:cs="Times New Roman"/>
-          <w:sz w:val="28"/>
-          <w:szCs w:val="28"/>
-          <w:lang w:val="en-US"/>
-        </w:rPr>
-        <w:t xml:space="preserve"> html for the welcome home page and Java script for the form validation  password strength checker ,dynamic input handling</w:t>
+        <w:t xml:space="preserve"> have used php for database connection , html for the welcome home page and Java script for the form validation  password strength checker ,dynamic input handling</w:t>
       </w:r>
       <w:r>
         <w:rPr>
@@ -7600,7 +7565,7 @@
                     </pic:cNvPicPr>
                   </pic:nvPicPr>
                   <pic:blipFill rotWithShape="1">
-                    <a:blip r:embed="rId17" cstate="print">
+                    <a:blip r:embed="rId18" cstate="print">
                       <a:extLst>
                         <a:ext uri="{28A0092B-C50C-407E-A947-70E740481C1C}">
                           <a14:useLocalDpi xmlns:a14="http://schemas.microsoft.com/office/drawing/2010/main" val="0"/>
@@ -7703,7 +7668,7 @@
                     </pic:cNvPicPr>
                   </pic:nvPicPr>
                   <pic:blipFill>
-                    <a:blip r:embed="rId23">
+                    <a:blip r:embed="rId24">
                       <a:extLst>
                         <a:ext uri="{28A0092B-C50C-407E-A947-70E740481C1C}">
                           <a14:useLocalDpi xmlns:a14="http://schemas.microsoft.com/office/drawing/2010/main" val="0"/>
@@ -7808,7 +7773,7 @@
                     <pic:cNvPicPr/>
                   </pic:nvPicPr>
                   <pic:blipFill>
-                    <a:blip r:embed="rId24">
+                    <a:blip r:embed="rId25">
                       <a:extLst>
                         <a:ext uri="{28A0092B-C50C-407E-A947-70E740481C1C}">
                           <a14:useLocalDpi xmlns:a14="http://schemas.microsoft.com/office/drawing/2010/main" val="0"/>
@@ -7886,7 +7851,7 @@
                     </pic:cNvPicPr>
                   </pic:nvPicPr>
                   <pic:blipFill>
-                    <a:blip r:embed="rId25">
+                    <a:blip r:embed="rId26">
                       <a:extLst>
                         <a:ext uri="{28A0092B-C50C-407E-A947-70E740481C1C}">
                           <a14:useLocalDpi xmlns:a14="http://schemas.microsoft.com/office/drawing/2010/main" val="0"/>
@@ -7978,7 +7943,7 @@
                     <pic:cNvPicPr/>
                   </pic:nvPicPr>
                   <pic:blipFill>
-                    <a:blip r:embed="rId26" cstate="print">
+                    <a:blip r:embed="rId27" cstate="print">
                       <a:extLst>
                         <a:ext uri="{28A0092B-C50C-407E-A947-70E740481C1C}">
                           <a14:useLocalDpi xmlns:a14="http://schemas.microsoft.com/office/drawing/2010/main" val="0"/>
@@ -8056,7 +8021,7 @@
                     <pic:cNvPicPr/>
                   </pic:nvPicPr>
                   <pic:blipFill>
-                    <a:blip r:embed="rId27">
+                    <a:blip r:embed="rId28">
                       <a:extLst>
                         <a:ext uri="{28A0092B-C50C-407E-A947-70E740481C1C}">
                           <a14:useLocalDpi xmlns:a14="http://schemas.microsoft.com/office/drawing/2010/main" val="0"/>
@@ -8150,7 +8115,7 @@
                     </pic:cNvPicPr>
                   </pic:nvPicPr>
                   <pic:blipFill>
-                    <a:blip r:embed="rId28" cstate="print">
+                    <a:blip r:embed="rId29" cstate="print">
                       <a:extLst>
                         <a:ext uri="{28A0092B-C50C-407E-A947-70E740481C1C}">
                           <a14:useLocalDpi xmlns:a14="http://schemas.microsoft.com/office/drawing/2010/main" val="0"/>
@@ -8257,7 +8222,7 @@
                     <pic:cNvPicPr/>
                   </pic:nvPicPr>
                   <pic:blipFill rotWithShape="1">
-                    <a:blip r:embed="rId16" cstate="print">
+                    <a:blip r:embed="rId17" cstate="print">
                       <a:extLst>
                         <a:ext uri="{28A0092B-C50C-407E-A947-70E740481C1C}">
                           <a14:useLocalDpi xmlns:a14="http://schemas.microsoft.com/office/drawing/2010/main" val="0"/>
@@ -8397,41 +8362,21 @@
           <w:szCs w:val="28"/>
           <w:lang w:val="en-US"/>
         </w:rPr>
-        <w:t xml:space="preserve">r. Sessions can be implemented to show who is logged in at the time. Authentication system enables a user to access the system it can also give access to other pages in the system. The folder structure as in Fig 4 </w:t>
-      </w:r>
-      <w:proofErr w:type="gramStart"/>
-      <w:r>
+        <w:t>r. Sessions can be implemented to show who is logged in at the time. Authentication system enables a user to access the system it can also give access to other pages in the system. The folder structure as in Fig 4 outlines  a professional way of file handling and storage that makes retrieval and editing of files easier.</w:t>
+      </w:r>
+    </w:p>
+    <w:p>
+      <w:pPr>
         <w:rPr>
           <w:rFonts w:ascii="Times New Roman" w:hAnsi="Times New Roman" w:cs="Times New Roman"/>
           <w:sz w:val="28"/>
           <w:szCs w:val="28"/>
           <w:lang w:val="en-US"/>
         </w:rPr>
-        <w:t>outlines  a</w:t>
-      </w:r>
-      <w:proofErr w:type="gramEnd"/>
-      <w:r>
-        <w:rPr>
-          <w:rFonts w:ascii="Times New Roman" w:hAnsi="Times New Roman" w:cs="Times New Roman"/>
-          <w:sz w:val="28"/>
-          <w:szCs w:val="28"/>
-          <w:lang w:val="en-US"/>
-        </w:rPr>
-        <w:t xml:space="preserve"> professional way of file handling and storage that makes retrieval and editing of files easier.</w:t>
-      </w:r>
-    </w:p>
-    <w:p>
-      <w:pPr>
-        <w:rPr>
-          <w:rFonts w:ascii="Times New Roman" w:hAnsi="Times New Roman" w:cs="Times New Roman"/>
-          <w:sz w:val="28"/>
-          <w:szCs w:val="28"/>
-          <w:lang w:val="en-US"/>
-        </w:rPr>
       </w:pPr>
     </w:p>
     <w:sectPr>
-      <w:footerReference w:type="default" r:id="rId29"/>
+      <w:footerReference w:type="default" r:id="rId30"/>
       <w:pgSz w:w="11906" w:h="16838"/>
       <w:pgMar w:top="1440" w:right="1440" w:bottom="1440" w:left="1440" w:header="708" w:footer="708" w:gutter="0"/>
       <w:cols w:space="708"/>
@@ -10145,6 +10090,18 @@
       <w:szCs w:val="21"/>
     </w:rPr>
   </w:style>
+  <w:style w:type="character" w:styleId="UnresolvedMention">
+    <w:name w:val="Unresolved Mention"/>
+    <w:basedOn w:val="DefaultParagraphFont"/>
+    <w:uiPriority w:val="99"/>
+    <w:semiHidden/>
+    <w:unhideWhenUsed/>
+    <w:rsid w:val="001C4DFA"/>
+    <w:rPr>
+      <w:color w:val="605E5C"/>
+      <w:shd w:val="clear" w:color="auto" w:fill="E1DFDD"/>
+    </w:rPr>
+  </w:style>
 </w:styles>
 </file>
 
